--- a/PSI_spr01.docx
+++ b/PSI_spr01.docx
@@ -260,89 +260,16 @@
     </w:p>
     <w:p>
       <w:pPr>
+        <w:rPr/>
+      </w:pPr>
+      <w:r>
         <w:rPr>
           <w:b w:val="1"/>
           <w:bCs w:val="1"/>
-        </w:rPr>
-      </w:pPr>
-      <w:r>
-        <w:rPr>
-          <w:b w:val="1"/>
-          <w:bCs w:val="1"/>
           <w:rtl w:val="0"/>
         </w:rPr>
         <w:t xml:space="preserve">Zawarcie umowy z klientem </w:t>
       </w:r>
-    </w:p>
-    <w:p>
-      <w:pPr>
-        <w:rPr/>
-      </w:pPr>
-      <w:r>
-        <w:rPr>
-          <w:rtl w:val="0"/>
-        </w:rPr>
-        <w:t xml:space="preserve"> W momencie wypożyczenia nośnika Sprzedawca z upoważnienia Właściciela zawierania umowę z </w:t>
-      </w:r>
-    </w:p>
-    <w:p>
-      <w:pPr>
-        <w:rPr/>
-      </w:pPr>
-      <w:r>
-        <w:rPr>
-          <w:rtl w:val="0"/>
-        </w:rPr>
-        <w:t xml:space="preserve">Klientem regulującą zasady najmu </w:t>
-      </w:r>
-    </w:p>
-    <w:p>
-      <w:pPr>
-        <w:rPr/>
-      </w:pPr>
-      <w:r>
-        <w:rPr>
-          <w:rtl w:val="0"/>
-        </w:rPr>
-        <w:t xml:space="preserve">Aktorzy biznesowi </w:t>
-      </w:r>
-    </w:p>
-    <w:p>
-      <w:pPr>
-        <w:rPr/>
-      </w:pPr>
-      <w:r>
-        <w:rPr>
-          <w:rtl w:val="0"/>
-        </w:rPr>
-        <w:t xml:space="preserve">Klient = osoba, która wypożycza nośnik zgodnie z zawartą umową </w:t>
-      </w:r>
-    </w:p>
-    <w:p>
-      <w:pPr>
-        <w:rPr/>
-      </w:pPr>
-      <w:r>
-        <w:rPr>
-          <w:rtl w:val="0"/>
-        </w:rPr>
-        <w:t xml:space="preserve">Właściciel = osoba, do której należy firma VIDEO-AS, która ustala ceny </w:t>
-      </w:r>
-    </w:p>
-    <w:p>
-      <w:pPr>
-        <w:rPr/>
-      </w:pPr>
-      <w:r>
-        <w:rPr>
-          <w:rtl w:val="0"/>
-        </w:rPr>
-      </w:r>
-    </w:p>
-    <w:p>
-      <w:pPr>
-        <w:rPr/>
-      </w:pPr>
       <w:r>
         <w:rPr>
           <w:rtl w:val="0"/>
@@ -368,80 +295,6 @@
         <w:rPr>
           <w:rtl w:val="0"/>
         </w:rPr>
-      </w:r>
-    </w:p>
-    <w:p>
-      <w:pPr>
-        <w:rPr>
-          <w:b w:val="1"/>
-          <w:bCs w:val="1"/>
-        </w:rPr>
-      </w:pPr>
-      <w:r>
-        <w:rPr>
-          <w:b w:val="1"/>
-          <w:bCs w:val="1"/>
-          <w:rtl w:val="0"/>
-        </w:rPr>
-        <w:t xml:space="preserve">Aktorzy biznesowi</w:t>
-      </w:r>
-    </w:p>
-    <w:p>
-      <w:pPr>
-        <w:rPr/>
-      </w:pPr>
-      <w:r>
-        <w:rPr>
-          <w:rtl w:val="0"/>
-        </w:rPr>
-      </w:r>
-    </w:p>
-    <w:p>
-      <w:pPr>
-        <w:rPr/>
-      </w:pPr>
-      <w:r>
-        <w:rPr>
-          <w:rtl w:val="0"/>
-        </w:rPr>
-        <w:t xml:space="preserve">Klient = osoba, która korzysta z przestrzeni, jak i sprzętu udostępnionego przez właściciela</w:t>
-      </w:r>
-    </w:p>
-    <w:p>
-      <w:pPr>
-        <w:rPr/>
-      </w:pPr>
-      <w:r>
-        <w:rPr>
-          <w:rtl w:val="0"/>
-        </w:rPr>
-        <w:t xml:space="preserve">Właściciel = osoba, która udostępnia przestrzeń globalną treningową oraz lokalne</w:t>
-      </w:r>
-    </w:p>
-    <w:p>
-      <w:pPr>
-        <w:rPr/>
-      </w:pPr>
-      <w:r>
-        <w:rPr>
-          <w:rtl w:val="0"/>
-        </w:rPr>
-      </w:r>
-    </w:p>
-    <w:p>
-      <w:pPr>
-        <w:rPr>
-          <w:b w:val="1"/>
-          <w:bCs w:val="1"/>
-        </w:rPr>
-      </w:pPr>
-      <w:r>
-        <w:rPr>
-          <w:b w:val="1"/>
-          <w:bCs w:val="1"/>
-          <w:rtl w:val="0"/>
-        </w:rPr>
-        <w:t xml:space="preserve">Biznesowy diagram przypadków użycia</w:t>
       </w:r>
     </w:p>
     <w:p>
